--- a/module-1/cheatwood_mod1_csd430.docx
+++ b/module-1/cheatwood_mod1_csd430.docx
@@ -19,12 +19,21 @@
     </w:p>
     <w:p>
       <w:r>
-        <w:t>Github.com/brengeware/csd430</w:t>
+        <w:t>Github.com/brengeware/csd</w:t>
+      </w:r>
+      <w:r>
+        <w:t>-</w:t>
+      </w:r>
+      <w:r>
+        <w:t>430</w:t>
       </w:r>
     </w:p>
     <w:p/>
     <w:p>
       <w:r>
+        <w:rPr>
+          <w:noProof/>
+        </w:rPr>
         <w:drawing>
           <wp:inline distT="0" distB="0" distL="0" distR="0" wp14:anchorId="1287567C" wp14:editId="2E114E64">
             <wp:extent cx="5943600" cy="4307840"/>
@@ -64,6 +73,9 @@
     </w:p>
     <w:p>
       <w:r>
+        <w:rPr>
+          <w:noProof/>
+        </w:rPr>
         <w:lastRenderedPageBreak/>
         <w:drawing>
           <wp:inline distT="0" distB="0" distL="0" distR="0" wp14:anchorId="289C6156" wp14:editId="4491AB52">
